--- a/docs/Student_Quick_Start_Bilingual.docx
+++ b/docs/Student_Quick_Start_Bilingual.docx
@@ -142,7 +142,7 @@
           <w:sz w:val="22"/>
           <w:szCs w:val="22"/>
         </w:rPr>
-        <w:t xml:space="preserve">This is a 3-week mini-course that teaches you how to study English on your own in just 15 minutes a day. Real tools, real audio, real plan. Print or save this page — you'll need it.</w:t>
+        <w:t xml:space="preserve">This is a 3-week mini-course that teaches you how to study English on your own in just 15 minutes a day. Real tools, real audio, real plan. Print or save this page, you'll need it.</w:t>
       </w:r>
     </w:p>
     <w:p>
@@ -169,7 +169,7 @@
           <w:sz w:val="21"/>
           <w:szCs w:val="21"/>
         </w:rPr>
-        <w:t xml:space="preserve">Este es un mini-curso de 3 semanas que te enseña a estudiar inglés por tu cuenta en solo 15 minutos al día. Herramientas reales, audio real, plan real. Imprime o guarda esta página — la vas a necesitar.</w:t>
+        <w:t xml:space="preserve">Este es un mini-curso de 3 semanas que te enseña a estudiar inglés por tu cuenta en solo 15 minutos al día. Herramientas reales, audio real, plan real. Imprime o guarda esta página, la vas a necesitar.</w:t>
       </w:r>
     </w:p>
     <w:tbl>
@@ -376,7 +376,7 @@
                 <w:sz w:val="22"/>
                 <w:szCs w:val="22"/>
               </w:rPr>
-              <w:t xml:space="preserve">🌐  TIP — Switch the page language with one click</w:t>
+              <w:t xml:space="preserve">🌐  TIP, Switch the page language with one click</w:t>
             </w:r>
           </w:p>
           <w:p>
@@ -1017,7 +1017,7 @@
           <w:sz w:val="21"/>
           <w:szCs w:val="21"/>
         </w:rPr>
-        <w:t xml:space="preserve">🎙️  Podcasts (5–10 min) — listen instead of read while you cook, drive, or walk.</w:t>
+        <w:t xml:space="preserve">🎙️  Podcasts (5–10 min), listen instead of read while you cook, drive, or walk.</w:t>
       </w:r>
     </w:p>
     <w:p>
@@ -1045,7 +1045,7 @@
           <w:sz w:val="18"/>
           <w:szCs w:val="18"/>
         </w:rPr>
-        <w:t xml:space="preserve">Podcasts (5–10 min) — escucha en vez de leer mientras cocinas, manejas, o caminas.</w:t>
+        <w:t xml:space="preserve">Podcasts (5–10 min), escucha en vez de leer mientras cocinas, manejas, o caminas.</w:t>
       </w:r>
     </w:p>
     <w:p>
@@ -1064,7 +1064,7 @@
           <w:sz w:val="21"/>
           <w:szCs w:val="21"/>
         </w:rPr>
-        <w:t xml:space="preserve">🔊  Pronunciation drills — every drill shows the IPA symbol + how to make the sound with your mouth.</w:t>
+        <w:t xml:space="preserve">🔊  Pronunciation drills, every drill shows the IPA symbol + how to make the sound with your mouth.</w:t>
       </w:r>
     </w:p>
     <w:p>
@@ -1092,7 +1092,7 @@
           <w:sz w:val="18"/>
           <w:szCs w:val="18"/>
         </w:rPr>
-        <w:t xml:space="preserve">Ejercicios de pronunciación — cada uno muestra el símbolo IPA y cómo hacer el sonido con tu boca.</w:t>
+        <w:t xml:space="preserve">Ejercicios de pronunciación, cada uno muestra el símbolo IPA y cómo hacer el sonido con tu boca.</w:t>
       </w:r>
     </w:p>
     <w:p>
@@ -1111,7 +1111,7 @@
           <w:sz w:val="21"/>
           <w:szCs w:val="21"/>
         </w:rPr>
-        <w:t xml:space="preserve">📖  Vocabulary by topic — work, doctor, grocery, restaurant, school. 10–12 words each.</w:t>
+        <w:t xml:space="preserve">📖  Vocabulary by topic, work, doctor, grocery, restaurant, school. 10–12 words each.</w:t>
       </w:r>
     </w:p>
     <w:p>
@@ -1139,7 +1139,7 @@
           <w:sz w:val="18"/>
           <w:szCs w:val="18"/>
         </w:rPr>
-        <w:t xml:space="preserve">Vocabulario por tema — trabajo, doctor, supermercado, restaurante, escuela. 10–12 palabras cada uno.</w:t>
+        <w:t xml:space="preserve">Vocabulario por tema, trabajo, doctor, supermercado, restaurante, escuela. 10–12 palabras cada uno.</w:t>
       </w:r>
     </w:p>
     <w:p>
@@ -1158,7 +1158,7 @@
           <w:sz w:val="21"/>
           <w:szCs w:val="21"/>
         </w:rPr>
-        <w:t xml:space="preserve">💬  Sentence frames — memorize the frame, swap the word. "I need ___," "Where is ___?"</w:t>
+        <w:t xml:space="preserve">💬  Sentence frames, memorize the frame, swap the word. "I need ___," "Where is ___?"</w:t>
       </w:r>
     </w:p>
     <w:p>
@@ -1186,7 +1186,7 @@
           <w:sz w:val="18"/>
           <w:szCs w:val="18"/>
         </w:rPr>
-        <w:t xml:space="preserve">Plantillas de oraciones — memoriza la plantilla, cambia la palabra.</w:t>
+        <w:t xml:space="preserve">Plantillas de oraciones, memoriza la plantilla, cambia la palabra.</w:t>
       </w:r>
     </w:p>
     <w:p>
@@ -1205,7 +1205,7 @@
           <w:sz w:val="21"/>
           <w:szCs w:val="21"/>
         </w:rPr>
-        <w:t xml:space="preserve">🗣️  Real-life dialogues — listen and repeat each line. The technique professional interpreters use.</w:t>
+        <w:t xml:space="preserve">🗣️  Real-life dialogues, listen and repeat each line. The technique professional interpreters use.</w:t>
       </w:r>
     </w:p>
     <w:p>
@@ -1233,7 +1233,7 @@
           <w:sz w:val="18"/>
           <w:szCs w:val="18"/>
         </w:rPr>
-        <w:t xml:space="preserve">Diálogos de la vida real — escucha y repite línea por línea. La técnica de los intérpretes profesionales.</w:t>
+        <w:t xml:space="preserve">Diálogos de la vida real, escucha y repite línea por línea. La técnica de los intérpretes profesionales.</w:t>
       </w:r>
     </w:p>
     <w:p>
@@ -1502,7 +1502,7 @@
                 <w:sz w:val="18"/>
                 <w:szCs w:val="18"/>
               </w:rPr>
-              <w:t xml:space="preserve">Cover, rubric, exemplar, worksheet — all in one.</w:t>
+              <w:t xml:space="preserve">Cover, rubric, exemplar, worksheet, all in one.</w:t>
             </w:r>
           </w:p>
         </w:tc>
